--- a/themes/appendices/blank-moi-lekarstva.docx
+++ b/themes/appendices/blank-moi-lekarstva.docx
@@ -983,7 +983,7 @@
           <w:color w:val="6E6B64"/>
           <w:sz w:val="16"/>
         </w:rPr>
-        <w:t>Книга «Гигиена беременности», приложение «Мои лекарства и добавки».</w:t>
+        <w:t>Книга «Гигиена беременности», бланк «Мои лекарства и добавки».</w:t>
       </w:r>
     </w:p>
     <w:sectPr>
